--- a/Phân tích thiết kế hệ thống quản lý KTX.docx
+++ b/Phân tích thiết kế hệ thống quản lý KTX.docx
@@ -5353,8 +5353,6 @@
         </w:rPr>
         <w:t>AF1: Cấp lại mật khẩu</w:t>
       </w:r>
-      <w:bookmarkStart w:id="0" w:name="_GoBack"/>
-      <w:bookmarkEnd w:id="0"/>
     </w:p>
     <w:p>
       <w:r>
@@ -5482,7 +5480,13 @@
       </w:r>
     </w:p>
     <w:p/>
-    <w:p/>
+    <w:p>
+      <w:r>
+        <w:t>ádfghjk</w:t>
+      </w:r>
+      <w:bookmarkStart w:id="0" w:name="_GoBack"/>
+      <w:bookmarkEnd w:id="0"/>
+    </w:p>
     <w:p/>
     <w:sectPr>
       <w:pgSz w:w="12240" w:h="15840"/>
